--- a/ChristianMueth_Science_and_tech/The Future of Space Propulsion.docx
+++ b/ChristianMueth_Science_and_tech/The Future of Space Propulsion.docx
@@ -1,6 +1,6 @@
 
 <file path=word/document.xml><?xml version="1.0" encoding="utf-8"?>
-<w:document xmlns:wpc="http://schemas.microsoft.com/office/word/2010/wordprocessingCanvas" xmlns:cx="http://schemas.microsoft.com/office/drawing/2014/chartex" xmlns:cx1="http://schemas.microsoft.com/office/drawing/2015/9/8/chartex" xmlns:cx2="http://schemas.microsoft.com/office/drawing/2015/10/21/chartex" xmlns:cx3="http://schemas.microsoft.com/office/drawing/2016/5/9/chartex" xmlns:cx4="http://schemas.microsoft.com/office/drawing/2016/5/10/chartex" xmlns:cx5="http://schemas.microsoft.com/office/drawing/2016/5/11/chartex" xmlns:cx6="http://schemas.microsoft.com/office/drawing/2016/5/12/chartex" xmlns:cx7="http://schemas.microsoft.com/office/drawing/2016/5/13/chartex" xmlns:cx8="http://schemas.microsoft.com/office/drawing/2016/5/14/chartex" xmlns:mc="http://schemas.openxmlformats.org/markup-compatibility/2006" xmlns:aink="http://schemas.microsoft.com/office/drawing/2016/ink" xmlns:am3d="http://schemas.microsoft.com/office/drawing/2017/model3d" xmlns:o="urn:schemas-microsoft-com:office:office" xmlns:r="http://schemas.openxmlformats.org/officeDocument/2006/relationships" xmlns:m="http://schemas.openxmlformats.org/officeDocument/2006/math" xmlns:v="urn:schemas-microsoft-com:vml" xmlns:wp14="http://schemas.microsoft.com/office/word/2010/wordprocessingDrawing" xmlns:wp="http://schemas.openxmlformats.org/drawingml/2006/wordprocessingDrawing" xmlns:w10="urn:schemas-microsoft-com:office:word" xmlns:w="http://schemas.openxmlformats.org/wordprocessingml/2006/main" xmlns:w14="http://schemas.microsoft.com/office/word/2010/wordml" xmlns:w15="http://schemas.microsoft.com/office/word/2012/wordml" xmlns:w16cex="http://schemas.microsoft.com/office/word/2018/wordml/cex" xmlns:w16cid="http://schemas.microsoft.com/office/word/2016/wordml/cid" xmlns:w16="http://schemas.microsoft.com/office/word/2018/wordml" xmlns:w16se="http://schemas.microsoft.com/office/word/2015/wordml/symex" xmlns:wpg="http://schemas.microsoft.com/office/word/2010/wordprocessingGroup" xmlns:wpi="http://schemas.microsoft.com/office/word/2010/wordprocessingInk" xmlns:wne="http://schemas.microsoft.com/office/word/2006/wordml" xmlns:wps="http://schemas.microsoft.com/office/word/2010/wordprocessingShape" mc:Ignorable="w14 w15 w16se w16cid w16 w16cex wp14">
+<w:document xmlns:wpc="http://schemas.microsoft.com/office/word/2010/wordprocessingCanvas" xmlns:cx="http://schemas.microsoft.com/office/drawing/2014/chartex" xmlns:cx1="http://schemas.microsoft.com/office/drawing/2015/9/8/chartex" xmlns:cx2="http://schemas.microsoft.com/office/drawing/2015/10/21/chartex" xmlns:cx3="http://schemas.microsoft.com/office/drawing/2016/5/9/chartex" xmlns:cx4="http://schemas.microsoft.com/office/drawing/2016/5/10/chartex" xmlns:cx5="http://schemas.microsoft.com/office/drawing/2016/5/11/chartex" xmlns:cx6="http://schemas.microsoft.com/office/drawing/2016/5/12/chartex" xmlns:cx7="http://schemas.microsoft.com/office/drawing/2016/5/13/chartex" xmlns:cx8="http://schemas.microsoft.com/office/drawing/2016/5/14/chartex" xmlns:mc="http://schemas.openxmlformats.org/markup-compatibility/2006" xmlns:aink="http://schemas.microsoft.com/office/drawing/2016/ink" xmlns:am3d="http://schemas.microsoft.com/office/drawing/2017/model3d" xmlns:o="urn:schemas-microsoft-com:office:office" xmlns:oel="http://schemas.microsoft.com/office/2019/extlst" xmlns:r="http://schemas.openxmlformats.org/officeDocument/2006/relationships" xmlns:m="http://schemas.openxmlformats.org/officeDocument/2006/math" xmlns:v="urn:schemas-microsoft-com:vml" xmlns:wp14="http://schemas.microsoft.com/office/word/2010/wordprocessingDrawing" xmlns:wp="http://schemas.openxmlformats.org/drawingml/2006/wordprocessingDrawing" xmlns:w10="urn:schemas-microsoft-com:office:word" xmlns:w="http://schemas.openxmlformats.org/wordprocessingml/2006/main" xmlns:w14="http://schemas.microsoft.com/office/word/2010/wordml" xmlns:w15="http://schemas.microsoft.com/office/word/2012/wordml" xmlns:w16cex="http://schemas.microsoft.com/office/word/2018/wordml/cex" xmlns:w16cid="http://schemas.microsoft.com/office/word/2016/wordml/cid" xmlns:w16="http://schemas.microsoft.com/office/word/2018/wordml" xmlns:w16du="http://schemas.microsoft.com/office/word/2023/wordml/word16du" xmlns:w16sdtdh="http://schemas.microsoft.com/office/word/2020/wordml/sdtdatahash" xmlns:w16sdtfl="http://schemas.microsoft.com/office/word/2024/wordml/sdtformatlock" xmlns:w16se="http://schemas.microsoft.com/office/word/2015/wordml/symex" xmlns:wpg="http://schemas.microsoft.com/office/word/2010/wordprocessingGroup" xmlns:wpi="http://schemas.microsoft.com/office/word/2010/wordprocessingInk" xmlns:wne="http://schemas.microsoft.com/office/word/2006/wordml" xmlns:wps="http://schemas.microsoft.com/office/word/2010/wordprocessingShape" mc:Ignorable="w14 w15 w16se w16cid w16 w16cex w16sdtdh w16sdtfl w16du wp14">
   <w:body>
     <w:p>
       <w:pPr>
@@ -42,117 +42,94 @@
         </w:rPr>
         <w:t>Photon Propulsion</w:t>
       </w:r>
-    </w:p>
-    <w:p>
-      <w:r>
-        <w:t>Photon propulsion works by bouncing photons off a solar sail. The resulting force then accelerates the spacecraft.</w:t>
-      </w:r>
-      <w:r>
-        <w:t xml:space="preserve"> </w:t>
-      </w:r>
-      <w:r>
-        <w:t>Methods of photon propulsion have been proven successful several times before. Perhaps the most notable is JAXA’S IKAROS. It was the first successful solar sail in space. (JAXA)</w:t>
-      </w:r>
-    </w:p>
-    <w:p>
-      <w:r>
-        <w:t xml:space="preserve">Robert </w:t>
-      </w:r>
-      <w:proofErr w:type="spellStart"/>
-      <w:r>
-        <w:t>Lubin</w:t>
-      </w:r>
-      <w:proofErr w:type="spellEnd"/>
-      <w:r>
-        <w:t>, a professor from the University of California, proposed accelerating a light sail via a laser. With this method, he ambitiously predicted being able to send “a 100 kg craft to Mars in just three days” (Hall).</w:t>
-      </w:r>
-    </w:p>
-    <w:p>
-      <w:r>
-        <w:t>One difficulty is that it would be difficult to maneuver such crafts around debris. Moreover, it is best suited for probes, and unlikely that such a propulsion system could be used for large loads.</w:t>
-      </w:r>
-    </w:p>
-    <w:p>
-      <w:pPr>
+      <w:r>
         <w:rPr>
           <w:b/>
           <w:bCs/>
         </w:rPr>
-      </w:pPr>
-      <w:r>
+        <w:t>:</w:t>
+      </w:r>
+    </w:p>
+    <w:p>
+      <w:pPr>
         <w:rPr>
           <w:b/>
           <w:bCs/>
         </w:rPr>
-        <w:t>Plasma Propulsion</w:t>
-      </w:r>
-    </w:p>
-    <w:p>
-      <w:r>
-        <w:t xml:space="preserve">The Variable Specific Impulse </w:t>
-      </w:r>
-      <w:proofErr w:type="spellStart"/>
-      <w:r>
-        <w:t>Magnetoplasma</w:t>
-      </w:r>
-      <w:proofErr w:type="spellEnd"/>
-      <w:r>
-        <w:t xml:space="preserve"> Rocket (VASIMIR for short) is </w:t>
-      </w:r>
-      <w:proofErr w:type="gramStart"/>
-      <w:r>
-        <w:t>a  plasma</w:t>
-      </w:r>
-      <w:proofErr w:type="gramEnd"/>
-      <w:r>
-        <w:t>-based propulsion system, developed by Ad Astro. The big headline for this technology is that it could get us to Mars in “39 days” (</w:t>
-      </w:r>
-      <w:proofErr w:type="spellStart"/>
-      <w:r>
-        <w:t>Skocik</w:t>
-      </w:r>
-      <w:proofErr w:type="spellEnd"/>
-      <w:r>
-        <w:t>).</w:t>
-      </w:r>
-    </w:p>
-    <w:p>
-      <w:r>
-        <w:t>The VASIMIR heats up noble gases argon and pushes them through magnetic inductors. Following this, electrons are knocked from the noble gases, and they’re turned to a plasma. Finally, it uses magnetic inductors to generate a magnetic field, accelerating the plasma — thus, accelerating the rocket. (NASA)</w:t>
-      </w:r>
-    </w:p>
-    <w:p>
-      <w:r>
-        <w:t xml:space="preserve">One of the biggest problems with the VASIMIR is its power requirements. According to Robert </w:t>
-      </w:r>
-      <w:proofErr w:type="spellStart"/>
-      <w:r>
-        <w:t>Zubrin</w:t>
-      </w:r>
-      <w:proofErr w:type="spellEnd"/>
-      <w:r>
-        <w:t>, “a nuclear reactor system with a power of 200,000 kilowatts and a power-to-mass ratio of 1,000 watts per kilogram. In fact, the largest space nuclear reactor ever […] had a power of 10 kilowatts and a power-to-mass ratio of 10 watts per kilogram.”  (</w:t>
-      </w:r>
-      <w:proofErr w:type="spellStart"/>
-      <w:r>
-        <w:t>Skocik</w:t>
-      </w:r>
-      <w:proofErr w:type="spellEnd"/>
-      <w:r>
-        <w:t>)</w:t>
-      </w:r>
-    </w:p>
-    <w:p>
-      <w:r>
-        <w:t xml:space="preserve">Their last update had them on course for a </w:t>
-      </w:r>
-      <w:proofErr w:type="gramStart"/>
-      <w:r>
-        <w:t>100 hour</w:t>
-      </w:r>
-      <w:proofErr w:type="gramEnd"/>
-      <w:r>
-        <w:t xml:space="preserve"> test in 2018. Since then, little news has come from it. Nonetheless, the technology is one that might become prevalent in the distant future. (Wang)</w:t>
+      </w:pPr>
+      <w:r>
+        <w:rPr>
+          <w:noProof/>
+        </w:rPr>
+        <w:drawing>
+          <wp:inline distT="0" distB="0" distL="0" distR="0" wp14:anchorId="084D252F" wp14:editId="12317743">
+            <wp:extent cx="5943600" cy="3344545"/>
+            <wp:effectExtent l="0" t="0" r="0" b="8255"/>
+            <wp:docPr id="161208737" name="Picture 1" descr="Un nouveau propulseur photonique pour faire voyager des vaisseaux à des ..."/>
+            <wp:cNvGraphicFramePr>
+              <a:graphicFrameLocks xmlns:a="http://schemas.openxmlformats.org/drawingml/2006/main" noChangeAspect="1"/>
+            </wp:cNvGraphicFramePr>
+            <a:graphic xmlns:a="http://schemas.openxmlformats.org/drawingml/2006/main">
+              <a:graphicData uri="http://schemas.openxmlformats.org/drawingml/2006/picture">
+                <pic:pic xmlns:pic="http://schemas.openxmlformats.org/drawingml/2006/picture">
+                  <pic:nvPicPr>
+                    <pic:cNvPr id="0" name="Picture 1" descr="Un nouveau propulseur photonique pour faire voyager des vaisseaux à des ..."/>
+                    <pic:cNvPicPr>
+                      <a:picLocks noChangeAspect="1" noChangeArrowheads="1"/>
+                    </pic:cNvPicPr>
+                  </pic:nvPicPr>
+                  <pic:blipFill>
+                    <a:blip r:embed="rId5">
+                      <a:extLst>
+                        <a:ext uri="{28A0092B-C50C-407E-A947-70E740481C1C}">
+                          <a14:useLocalDpi xmlns:a14="http://schemas.microsoft.com/office/drawing/2010/main" val="0"/>
+                        </a:ext>
+                      </a:extLst>
+                    </a:blip>
+                    <a:srcRect/>
+                    <a:stretch>
+                      <a:fillRect/>
+                    </a:stretch>
+                  </pic:blipFill>
+                  <pic:spPr bwMode="auto">
+                    <a:xfrm>
+                      <a:off x="0" y="0"/>
+                      <a:ext cx="5943600" cy="3344545"/>
+                    </a:xfrm>
+                    <a:prstGeom prst="rect">
+                      <a:avLst/>
+                    </a:prstGeom>
+                    <a:noFill/>
+                    <a:ln>
+                      <a:noFill/>
+                    </a:ln>
+                  </pic:spPr>
+                </pic:pic>
+              </a:graphicData>
+            </a:graphic>
+          </wp:inline>
+        </w:drawing>
+      </w:r>
+    </w:p>
+    <w:p>
+      <w:r>
+        <w:t>Photon propulsion works by bouncing photons off a solar sail. The resulting force then accelerates the spacecraft.</w:t>
+      </w:r>
+      <w:r>
+        <w:t xml:space="preserve"> </w:t>
+      </w:r>
+      <w:r>
+        <w:t>Methods of photon propulsion have been proven successful several times before. Perhaps the most notable is JAXA’S IKAROS. It was the first successful solar sail in space. (JAXA)</w:t>
+      </w:r>
+    </w:p>
+    <w:p>
+      <w:r>
+        <w:t>Robert Lubin, a professor from the University of California, proposed accelerating a light sail via a laser. With this method, he ambitiously predicted being able to send “a 100 kg craft to Mars in just three days” (Hall).</w:t>
+      </w:r>
+    </w:p>
+    <w:p>
+      <w:r>
+        <w:t>One difficulty is that it would be difficult to maneuver such crafts around debris. Moreover, it is best suited for probes, and unlikely that such a propulsion system could be used for large loads.</w:t>
       </w:r>
     </w:p>
     <w:p>
@@ -167,161 +144,200 @@
           <w:b/>
           <w:bCs/>
         </w:rPr>
-        <w:t>Ion Propulsion</w:t>
-      </w:r>
-    </w:p>
-    <w:p>
-      <w:r>
-        <w:t>Ion propulsion is a compelling form of future propulsion, due to the high speeds it can reach.</w:t>
-      </w:r>
-      <w:r>
-        <w:t xml:space="preserve"> </w:t>
-      </w:r>
-      <w:r>
-        <w:t>It can achieve 90% efficiency, whereas chemical propulsion systems can only reach 30% efficiency.</w:t>
-      </w:r>
-      <w:r>
-        <w:t xml:space="preserve"> </w:t>
-      </w:r>
-      <w:r>
-        <w:t>They can achieve top speeds of 200,000 mph</w:t>
-      </w:r>
-      <w:r>
-        <w:t xml:space="preserve">. </w:t>
-      </w:r>
-      <w:r>
-        <w:t>They work by bombarding a noble gas (commonly xenon) with electrons, which creates positive ions. These ions are then sent through a metal grid, giving acceleration.</w:t>
-      </w:r>
-    </w:p>
-    <w:p>
-      <w:r>
-        <w:lastRenderedPageBreak/>
-        <w:t>There are many ion propulsion systems that have been introduced over the years, the most prominent being the Hall thruster. The technology is constantly being evolved.</w:t>
-      </w:r>
-      <w:r>
-        <w:t xml:space="preserve"> </w:t>
-      </w:r>
-      <w:r>
-        <w:t xml:space="preserve">A problem faced by Ion propulsion is that it has extremely low acceleration. Thus, it works best for long trips where a minimum amount of fuel usage is desired. </w:t>
-      </w:r>
-      <w:r>
-        <w:t>X</w:t>
-      </w:r>
-      <w:r>
-        <w:t>3 thruster. It is currently exceeding all its tests. 105 kW power, 5.4 Newtons of thrust. (Nowakowski)</w:t>
-      </w:r>
-      <w:r>
-        <w:t xml:space="preserve"> </w:t>
-      </w:r>
-      <w:r>
-        <w:t>The biggest advantage of the X3 engine is that it’s a three-channel nested system. Its biggest problem: it is extremely bulky, compared to its counterparts.</w:t>
-      </w:r>
-    </w:p>
-    <w:p>
-      <w:pPr>
+        <w:t>Plasma Propulsion</w:t>
+      </w:r>
+      <w:r>
         <w:rPr>
           <w:b/>
           <w:bCs/>
         </w:rPr>
-      </w:pPr>
-      <w:r>
+        <w:t>:</w:t>
+      </w:r>
+    </w:p>
+    <w:p>
+      <w:r>
+        <w:lastRenderedPageBreak/>
+        <w:t>The Variable Specific Impulse Magnetoplasma Rocket (VASIMIR for short) is a  plasma-based propulsion system, developed by Ad Astro. The big headline for this technology is that it could get us to Mars in “39 days” (Skocik).</w:t>
+      </w:r>
+    </w:p>
+    <w:p>
+      <w:r>
+        <w:t>The VASIMIR heats up noble gases argon and pushes them through magnetic inductors. Following this, electrons are knocked from the noble gases, and they’re turned to a plasma. Finally, it uses magnetic inductors to generate a magnetic field, accelerating the plasma — thus, accelerating the rocket. (NASA)</w:t>
+      </w:r>
+    </w:p>
+    <w:p>
+      <w:r>
+        <w:t>One of the biggest problems with the VASIMIR is its power requirements. According to Robert Zubrin, “a nuclear reactor system with a power of 200,000 kilowatts and a power-to-mass ratio of 1,000 watts per kilogram. In fact, the largest space nuclear reactor ever […] had a power of 10 kilowatts and a power-to-mass ratio of 10 watts per kilogram.”  (Skocik)</w:t>
+      </w:r>
+    </w:p>
+    <w:p>
+      <w:r>
+        <w:t>Their last update had them on course for a 100 hour test in 2018. Since then, little news has come from it. Nonetheless, the technology is one that might become prevalent in the distant future. (Wang)</w:t>
+      </w:r>
+    </w:p>
+    <w:p>
+      <w:pPr>
         <w:rPr>
           <w:b/>
           <w:bCs/>
         </w:rPr>
-        <w:t>Nuclear Thermal Propulsion</w:t>
-      </w:r>
-    </w:p>
-    <w:p>
-      <w:r>
-        <w:t>NTP uses a fission reactor to super-heat hydrogen gas which then escapes through a small nozzle to generate thrust.</w:t>
-      </w:r>
-      <w:r>
-        <w:t xml:space="preserve"> </w:t>
-      </w:r>
-      <w:r>
-        <w:t>This technology spans back to 1942, from Enrico Fermi experiments. Out of all the listed propulsion systems, NTP is most likely to overtake chemical rockets soon.</w:t>
-      </w:r>
-      <w:r>
-        <w:t xml:space="preserve"> </w:t>
-      </w:r>
-      <w:r>
-        <w:t>NASA has stated, “NTP is a viable and powerful option to explore Mars and other destinations</w:t>
-      </w:r>
-      <w:proofErr w:type="gramStart"/>
-      <w:r>
-        <w:t>.”(</w:t>
-      </w:r>
-      <w:proofErr w:type="gramEnd"/>
-      <w:r>
-        <w:t>NASA)</w:t>
-      </w:r>
-    </w:p>
-    <w:p>
-      <w:r>
-        <w:t>The U.S Government recently poured 100 million in researching NTP. NASA has partnered with BWXT and is projecting a launch in 2024 (Wang)</w:t>
-      </w:r>
-      <w:r>
-        <w:t xml:space="preserve">. </w:t>
-      </w:r>
-      <w:r>
-        <w:t>Proposed rockets would be 107 times more energy dense than chemical rockets, and half as heavy (</w:t>
-      </w:r>
-      <w:proofErr w:type="spellStart"/>
-      <w:r>
-        <w:t>Tarantola</w:t>
-      </w:r>
-      <w:proofErr w:type="spellEnd"/>
-      <w:r>
-        <w:t>).</w:t>
-      </w:r>
-      <w:r>
-        <w:t xml:space="preserve"> </w:t>
-      </w:r>
-      <w:r>
-        <w:t>It is estimated that they could reduce travel time to Mars by 20-25%.</w:t>
-      </w:r>
-      <w:r>
-        <w:t xml:space="preserve"> </w:t>
-      </w:r>
-      <w:r>
-        <w:t>Another advantage is that a Nuclear engine could abort a mission two</w:t>
-      </w:r>
-      <w:r>
-        <w:t xml:space="preserve"> </w:t>
-      </w:r>
-      <w:r>
-        <w:t>months in, if needed (Bennett)</w:t>
-      </w:r>
-      <w:r>
-        <w:t xml:space="preserve">. </w:t>
-      </w:r>
-      <w:r>
-        <w:t xml:space="preserve">The biggest drawback is radiation caused by its nuclear power source, </w:t>
-      </w:r>
-      <w:proofErr w:type="gramStart"/>
-      <w:r>
-        <w:t>similar to</w:t>
-      </w:r>
-      <w:proofErr w:type="gramEnd"/>
-      <w:r>
-        <w:t xml:space="preserve"> the VASIMIR.</w:t>
-      </w:r>
-    </w:p>
-    <w:p>
-      <w:pPr>
+      </w:pPr>
+      <w:r>
         <w:rPr>
           <w:b/>
           <w:bCs/>
         </w:rPr>
-      </w:pPr>
+        <w:t>Ion Propulsion</w:t>
+      </w:r>
       <w:r>
         <w:rPr>
           <w:b/>
           <w:bCs/>
         </w:rPr>
+        <w:t>:</w:t>
+      </w:r>
+    </w:p>
+    <w:p>
+      <w:r>
+        <w:t>Ion propulsion is a compelling form of future propulsion, due to the high speeds it can reach.</w:t>
+      </w:r>
+      <w:r>
+        <w:t xml:space="preserve"> </w:t>
+      </w:r>
+      <w:r>
+        <w:t>It can achieve 90% efficiency, whereas chemical propulsion systems can only reach 30% efficiency.</w:t>
+      </w:r>
+      <w:r>
+        <w:t xml:space="preserve"> </w:t>
+      </w:r>
+      <w:r>
+        <w:t>They can achieve top speeds of 200,000 mph</w:t>
+      </w:r>
+      <w:r>
+        <w:t xml:space="preserve">. </w:t>
+      </w:r>
+      <w:r>
+        <w:t>They work by bombarding a noble gas (commonly xenon) with electrons, which creates positive ions. These ions are then sent through a metal grid, giving acceleration.</w:t>
+      </w:r>
+    </w:p>
+    <w:p>
+      <w:r>
+        <w:t>There are many ion propulsion systems that have been introduced over the years, the most prominent being the Hall thruster. The technology is constantly being evolved.</w:t>
+      </w:r>
+      <w:r>
+        <w:t xml:space="preserve"> </w:t>
+      </w:r>
+      <w:r>
+        <w:t xml:space="preserve">A problem faced by Ion propulsion is that it has extremely low acceleration. Thus, it works best for long trips where a minimum amount of fuel usage is desired. </w:t>
+      </w:r>
+      <w:r>
+        <w:t>X</w:t>
+      </w:r>
+      <w:r>
+        <w:t>3 thruster. It is currently exceeding all its tests. 105 kW power, 5.4 Newtons of thrust. (Nowakowski)</w:t>
+      </w:r>
+      <w:r>
+        <w:t xml:space="preserve"> </w:t>
+      </w:r>
+      <w:r>
+        <w:t>The biggest advantage of the X3 engine is that it’s a three-channel nested system. Its biggest problem: it is extremely bulky, compared to its counterparts.</w:t>
+      </w:r>
+    </w:p>
+    <w:p>
+      <w:pPr>
+        <w:rPr>
+          <w:b/>
+          <w:bCs/>
+        </w:rPr>
+      </w:pPr>
+      <w:r>
+        <w:rPr>
+          <w:b/>
+          <w:bCs/>
+        </w:rPr>
+        <w:t>Nuclear Thermal Propulsion</w:t>
+      </w:r>
+      <w:r>
+        <w:rPr>
+          <w:b/>
+          <w:bCs/>
+        </w:rPr>
+        <w:t>:</w:t>
+      </w:r>
+    </w:p>
+    <w:p>
+      <w:r>
+        <w:t>NTP uses a fission reactor to super-heat hydrogen gas which then escapes through a small nozzle to generate thrust.</w:t>
+      </w:r>
+      <w:r>
+        <w:t xml:space="preserve"> </w:t>
+      </w:r>
+      <w:r>
+        <w:t>This technology spans back to 1942, from Enrico Fermi experiments. Out of all the listed propulsion systems, NTP is most likely to overtake chemical rockets soon.</w:t>
+      </w:r>
+      <w:r>
+        <w:t xml:space="preserve"> </w:t>
+      </w:r>
+      <w:r>
+        <w:t>NASA has stated, “NTP is a viable and powerful option to explore Mars and other destinations.”(NASA)</w:t>
+      </w:r>
+    </w:p>
+    <w:p>
+      <w:r>
+        <w:t>The U.S Government recently poured 100 million in researching NTP. NASA has partnered with BWXT and is projecting a launch in 2024 (Wang)</w:t>
+      </w:r>
+      <w:r>
+        <w:t xml:space="preserve">. </w:t>
+      </w:r>
+      <w:r>
+        <w:t>Proposed rockets would be 107 times more energy dense than chemical rockets, and half as heavy (Tarantola).</w:t>
+      </w:r>
+      <w:r>
+        <w:t xml:space="preserve"> </w:t>
+      </w:r>
+      <w:r>
+        <w:t>It is estimated that they could reduce travel time to Mars by 20-25%.</w:t>
+      </w:r>
+      <w:r>
+        <w:t xml:space="preserve"> </w:t>
+      </w:r>
+      <w:r>
+        <w:t>Another advantage is that a Nuclear engine could abort a mission two</w:t>
+      </w:r>
+      <w:r>
+        <w:t xml:space="preserve"> </w:t>
+      </w:r>
+      <w:r>
+        <w:t>months in, if needed (Bennett)</w:t>
+      </w:r>
+      <w:r>
+        <w:t xml:space="preserve">. </w:t>
+      </w:r>
+      <w:r>
+        <w:t>The biggest drawback is radiation caused by its nuclear power source, similar to the VASIMIR.</w:t>
+      </w:r>
+    </w:p>
+    <w:p>
+      <w:pPr>
+        <w:rPr>
+          <w:b/>
+          <w:bCs/>
+        </w:rPr>
+      </w:pPr>
+      <w:r>
+        <w:rPr>
+          <w:b/>
+          <w:bCs/>
+        </w:rPr>
         <w:t>Conclusion</w:t>
       </w:r>
+      <w:r>
+        <w:rPr>
+          <w:b/>
+          <w:bCs/>
+        </w:rPr>
+        <w:t>:</w:t>
+      </w:r>
     </w:p>
     <w:p>
       <w:r>
@@ -330,6 +346,7 @@
     </w:p>
     <w:p>
       <w:r>
+        <w:lastRenderedPageBreak/>
         <w:t>Even if one of these propulsion systems do find dominance, chemical rockets will still have a role in spaceflight. With Ion propulsion and VASIMIR, for example, chemical rocketry is necessary for launch.</w:t>
       </w:r>
     </w:p>
@@ -426,7 +443,6 @@
         </w:numPr>
       </w:pPr>
       <w:r>
-        <w:lastRenderedPageBreak/>
         <w:t xml:space="preserve">NASA. (2016) </w:t>
       </w:r>
       <w:r>
@@ -496,13 +512,8 @@
           <w:numId w:val="9"/>
         </w:numPr>
       </w:pPr>
-      <w:proofErr w:type="spellStart"/>
-      <w:r>
-        <w:t>Skocick</w:t>
-      </w:r>
-      <w:proofErr w:type="spellEnd"/>
-      <w:r>
-        <w:t xml:space="preserve">, Collin. Space Flight Insider. (2017) </w:t>
+      <w:r>
+        <w:t xml:space="preserve">Skocick, Collin. Space Flight Insider. (2017) </w:t>
       </w:r>
       <w:r>
         <w:rPr>
@@ -522,13 +533,8 @@
           <w:numId w:val="9"/>
         </w:numPr>
       </w:pPr>
-      <w:proofErr w:type="spellStart"/>
-      <w:r>
-        <w:t>Tarantola</w:t>
-      </w:r>
-      <w:proofErr w:type="spellEnd"/>
-      <w:r>
-        <w:t xml:space="preserve">, Andrew. Gizmodo. (2013) </w:t>
+      <w:r>
+        <w:t xml:space="preserve">Tarantola, Andrew. Gizmodo. (2013) </w:t>
       </w:r>
       <w:r>
         <w:rPr>
@@ -549,28 +555,14 @@
         </w:numPr>
       </w:pPr>
       <w:r>
-        <w:t>Wang, Brian. Next Big Future. (2017</w:t>
-      </w:r>
-      <w:proofErr w:type="gramStart"/>
-      <w:r>
-        <w:t xml:space="preserve">)  </w:t>
-      </w:r>
-      <w:proofErr w:type="spellStart"/>
+        <w:t xml:space="preserve">Wang, Brian. Next Big Future. (2017)  </w:t>
+      </w:r>
       <w:r>
         <w:rPr>
           <w:i/>
           <w:iCs/>
         </w:rPr>
-        <w:t>Vasimir</w:t>
-      </w:r>
-      <w:proofErr w:type="spellEnd"/>
-      <w:proofErr w:type="gramEnd"/>
-      <w:r>
-        <w:rPr>
-          <w:i/>
-          <w:iCs/>
-        </w:rPr>
-        <w:t xml:space="preserve"> Plasma Rocket Targeting 100</w:t>
+        <w:t>Vasimir Plasma Rocket Targeting 100</w:t>
       </w:r>
       <w:r>
         <w:t>. https://www.nextbigfuture.com/2017/02/vasimr-plasma-rocket-targeting-100.html</w:t>
@@ -588,7 +580,7 @@
 </file>
 
 <file path=word/numbering.xml><?xml version="1.0" encoding="utf-8"?>
-<w:numbering xmlns:wpc="http://schemas.microsoft.com/office/word/2010/wordprocessingCanvas" xmlns:cx="http://schemas.microsoft.com/office/drawing/2014/chartex" xmlns:cx1="http://schemas.microsoft.com/office/drawing/2015/9/8/chartex" xmlns:cx2="http://schemas.microsoft.com/office/drawing/2015/10/21/chartex" xmlns:cx3="http://schemas.microsoft.com/office/drawing/2016/5/9/chartex" xmlns:cx4="http://schemas.microsoft.com/office/drawing/2016/5/10/chartex" xmlns:cx5="http://schemas.microsoft.com/office/drawing/2016/5/11/chartex" xmlns:cx6="http://schemas.microsoft.com/office/drawing/2016/5/12/chartex" xmlns:cx7="http://schemas.microsoft.com/office/drawing/2016/5/13/chartex" xmlns:cx8="http://schemas.microsoft.com/office/drawing/2016/5/14/chartex" xmlns:mc="http://schemas.openxmlformats.org/markup-compatibility/2006" xmlns:aink="http://schemas.microsoft.com/office/drawing/2016/ink" xmlns:am3d="http://schemas.microsoft.com/office/drawing/2017/model3d" xmlns:o="urn:schemas-microsoft-com:office:office" xmlns:r="http://schemas.openxmlformats.org/officeDocument/2006/relationships" xmlns:m="http://schemas.openxmlformats.org/officeDocument/2006/math" xmlns:v="urn:schemas-microsoft-com:vml" xmlns:wp14="http://schemas.microsoft.com/office/word/2010/wordprocessingDrawing" xmlns:wp="http://schemas.openxmlformats.org/drawingml/2006/wordprocessingDrawing" xmlns:w10="urn:schemas-microsoft-com:office:word" xmlns:w="http://schemas.openxmlformats.org/wordprocessingml/2006/main" xmlns:w14="http://schemas.microsoft.com/office/word/2010/wordml" xmlns:w15="http://schemas.microsoft.com/office/word/2012/wordml" xmlns:w16cex="http://schemas.microsoft.com/office/word/2018/wordml/cex" xmlns:w16cid="http://schemas.microsoft.com/office/word/2016/wordml/cid" xmlns:w16="http://schemas.microsoft.com/office/word/2018/wordml" xmlns:w16se="http://schemas.microsoft.com/office/word/2015/wordml/symex" xmlns:wpg="http://schemas.microsoft.com/office/word/2010/wordprocessingGroup" xmlns:wpi="http://schemas.microsoft.com/office/word/2010/wordprocessingInk" xmlns:wne="http://schemas.microsoft.com/office/word/2006/wordml" xmlns:wps="http://schemas.microsoft.com/office/word/2010/wordprocessingShape" mc:Ignorable="w14 w15 w16se w16cid w16 w16cex wp14">
+<w:numbering xmlns:wpc="http://schemas.microsoft.com/office/word/2010/wordprocessingCanvas" xmlns:cx="http://schemas.microsoft.com/office/drawing/2014/chartex" xmlns:cx1="http://schemas.microsoft.com/office/drawing/2015/9/8/chartex" xmlns:cx2="http://schemas.microsoft.com/office/drawing/2015/10/21/chartex" xmlns:cx3="http://schemas.microsoft.com/office/drawing/2016/5/9/chartex" xmlns:cx4="http://schemas.microsoft.com/office/drawing/2016/5/10/chartex" xmlns:cx5="http://schemas.microsoft.com/office/drawing/2016/5/11/chartex" xmlns:cx6="http://schemas.microsoft.com/office/drawing/2016/5/12/chartex" xmlns:cx7="http://schemas.microsoft.com/office/drawing/2016/5/13/chartex" xmlns:cx8="http://schemas.microsoft.com/office/drawing/2016/5/14/chartex" xmlns:mc="http://schemas.openxmlformats.org/markup-compatibility/2006" xmlns:aink="http://schemas.microsoft.com/office/drawing/2016/ink" xmlns:am3d="http://schemas.microsoft.com/office/drawing/2017/model3d" xmlns:o="urn:schemas-microsoft-com:office:office" xmlns:oel="http://schemas.microsoft.com/office/2019/extlst" xmlns:r="http://schemas.openxmlformats.org/officeDocument/2006/relationships" xmlns:m="http://schemas.openxmlformats.org/officeDocument/2006/math" xmlns:v="urn:schemas-microsoft-com:vml" xmlns:wp14="http://schemas.microsoft.com/office/word/2010/wordprocessingDrawing" xmlns:wp="http://schemas.openxmlformats.org/drawingml/2006/wordprocessingDrawing" xmlns:w10="urn:schemas-microsoft-com:office:word" xmlns:w="http://schemas.openxmlformats.org/wordprocessingml/2006/main" xmlns:w14="http://schemas.microsoft.com/office/word/2010/wordml" xmlns:w15="http://schemas.microsoft.com/office/word/2012/wordml" xmlns:w16cex="http://schemas.microsoft.com/office/word/2018/wordml/cex" xmlns:w16cid="http://schemas.microsoft.com/office/word/2016/wordml/cid" xmlns:w16="http://schemas.microsoft.com/office/word/2018/wordml" xmlns:w16du="http://schemas.microsoft.com/office/word/2023/wordml/word16du" xmlns:w16sdtdh="http://schemas.microsoft.com/office/word/2020/wordml/sdtdatahash" xmlns:w16sdtfl="http://schemas.microsoft.com/office/word/2024/wordml/sdtformatlock" xmlns:w16se="http://schemas.microsoft.com/office/word/2015/wordml/symex" xmlns:wpg="http://schemas.microsoft.com/office/word/2010/wordprocessingGroup" xmlns:wpi="http://schemas.microsoft.com/office/word/2010/wordprocessingInk" xmlns:wne="http://schemas.microsoft.com/office/word/2006/wordml" xmlns:wps="http://schemas.microsoft.com/office/word/2010/wordprocessingShape" mc:Ignorable="w14 w15 w16se w16cid w16 w16cex w16sdtdh w16sdtfl w16du wp14">
   <w:abstractNum w:abstractNumId="0" w15:restartNumberingAfterBreak="0">
     <w:nsid w:val="14E25D9A"/>
     <w:multiLevelType w:val="hybridMultilevel"/>
@@ -1849,38 +1841,38 @@
       </w:rPr>
     </w:lvl>
   </w:abstractNum>
-  <w:num w:numId="1">
+  <w:num w:numId="1" w16cid:durableId="1040712135">
     <w:abstractNumId w:val="5"/>
   </w:num>
-  <w:num w:numId="2">
+  <w:num w:numId="2" w16cid:durableId="264388622">
     <w:abstractNumId w:val="3"/>
   </w:num>
-  <w:num w:numId="3">
+  <w:num w:numId="3" w16cid:durableId="1906645349">
     <w:abstractNumId w:val="8"/>
   </w:num>
-  <w:num w:numId="4">
+  <w:num w:numId="4" w16cid:durableId="1078134323">
     <w:abstractNumId w:val="0"/>
   </w:num>
-  <w:num w:numId="5">
+  <w:num w:numId="5" w16cid:durableId="58941015">
     <w:abstractNumId w:val="6"/>
   </w:num>
-  <w:num w:numId="6">
+  <w:num w:numId="6" w16cid:durableId="1432507996">
     <w:abstractNumId w:val="1"/>
   </w:num>
-  <w:num w:numId="7">
+  <w:num w:numId="7" w16cid:durableId="1949963051">
     <w:abstractNumId w:val="4"/>
   </w:num>
-  <w:num w:numId="8">
+  <w:num w:numId="8" w16cid:durableId="640306095">
     <w:abstractNumId w:val="2"/>
   </w:num>
-  <w:num w:numId="9">
+  <w:num w:numId="9" w16cid:durableId="494027675">
     <w:abstractNumId w:val="7"/>
   </w:num>
 </w:numbering>
 </file>
 
 <file path=word/styles.xml><?xml version="1.0" encoding="utf-8"?>
-<w:styles xmlns:mc="http://schemas.openxmlformats.org/markup-compatibility/2006" xmlns:r="http://schemas.openxmlformats.org/officeDocument/2006/relationships" xmlns:w="http://schemas.openxmlformats.org/wordprocessingml/2006/main" xmlns:w14="http://schemas.microsoft.com/office/word/2010/wordml" xmlns:w15="http://schemas.microsoft.com/office/word/2012/wordml" xmlns:w16cex="http://schemas.microsoft.com/office/word/2018/wordml/cex" xmlns:w16cid="http://schemas.microsoft.com/office/word/2016/wordml/cid" xmlns:w16="http://schemas.microsoft.com/office/word/2018/wordml" xmlns:w16se="http://schemas.microsoft.com/office/word/2015/wordml/symex" mc:Ignorable="w14 w15 w16se w16cid w16 w16cex">
+<w:styles xmlns:mc="http://schemas.openxmlformats.org/markup-compatibility/2006" xmlns:r="http://schemas.openxmlformats.org/officeDocument/2006/relationships" xmlns:w="http://schemas.openxmlformats.org/wordprocessingml/2006/main" xmlns:w14="http://schemas.microsoft.com/office/word/2010/wordml" xmlns:w15="http://schemas.microsoft.com/office/word/2012/wordml" xmlns:w16cex="http://schemas.microsoft.com/office/word/2018/wordml/cex" xmlns:w16cid="http://schemas.microsoft.com/office/word/2016/wordml/cid" xmlns:w16="http://schemas.microsoft.com/office/word/2018/wordml" xmlns:w16du="http://schemas.microsoft.com/office/word/2023/wordml/word16du" xmlns:w16sdtdh="http://schemas.microsoft.com/office/word/2020/wordml/sdtdatahash" xmlns:w16sdtfl="http://schemas.microsoft.com/office/word/2024/wordml/sdtformatlock" xmlns:w16se="http://schemas.microsoft.com/office/word/2015/wordml/symex" mc:Ignorable="w14 w15 w16se w16cid w16 w16cex w16sdtdh w16sdtfl w16du">
   <w:docDefaults>
     <w:rPrDefault>
       <w:rPr>
@@ -2281,6 +2273,7 @@
   <w:style w:type="character" w:default="1" w:styleId="DefaultParagraphFont">
     <w:name w:val="Default Paragraph Font"/>
     <w:uiPriority w:val="1"/>
+    <w:semiHidden/>
     <w:unhideWhenUsed/>
   </w:style>
   <w:style w:type="table" w:default="1" w:styleId="TableNormal">
